--- a/informes-utm/Informe_UTM_64046_2026-09-07_a_2026-09-13.docx
+++ b/informes-utm/Informe_UTM_64046_2026-09-07_a_2026-09-13.docx
@@ -29,12 +29,12 @@
     </w:p>
     <w:p>
       <w:r>
-        <w:t>Network Service (852.38 GB, QUIC 376.21 GB), Collaboration (WhatsApp 339.16 GB) y General Interest (Google.Services 445.31 GB). Update baja en proporción de Windows (160.60 GB) porque Adobe se lleva una parte grande: ardownload3.adobe.com suma 64.53 GB en destinos web. Social Media llega a 122.60 GB, el más alto del ciclo, con TikTok en 66.90 GB. ChatGPT 10.93 GB. AnyDesk 683.19 MB. Aparece CyberGhost.VPN, con volumen bajo (85.37 KB).</w:t>
+        <w:t>Network Service (852.38 GB, QUIC 376.21 GB), Collaboration (WhatsApp 339.16 GB) y General Interest (Google.Services 445.31 GB). Windows Update aporta 160.60 GB y ardownload3.adobe.com suma 64.53 GB en destinos web. Social Media llega a 122.60 GB, con TikTok en 66.90 GB. ChatGPT 10.93 GB. AnyDesk 683.19 MB. Aparece CyberGhost.VPN, con volumen bajo (85.37 KB).</w:t>
       </w:r>
     </w:p>
     <w:p>
       <w:r>
-        <w:t>Remote Access se mantiene con AnyDesk como herramienta principal y un residual de TeamViewer, coherente con soportes remotos, siempre que el inventario de sistemas lo confirme. La categoría Proxy sigue mostrando clientes de evasión (Hola.VPN, Psiphon, Proton, Ultrasurf o similares), con poco volumen pero con el mismo comportamiento de las semanas anteriores.</w:t>
+        <w:t>Remote Access muestra AnyDesk como herramienta principal y un residual de TeamViewer. Conviene confirmar que corresponda a soportes autorizados. La categoría Proxy de este corte incluye clientes de evasión (Hola.VPN, Psiphon, Proton, Ultrasurf o similares), con poco volumen.</w:t>
       </w:r>
     </w:p>
     <w:p>
@@ -88,7 +88,7 @@
           </w:tcPr>
           <w:p>
             <w:r>
-              <w:t>%</w:t>
+              <w:t>% aprox.</w:t>
             </w:r>
           </w:p>
         </w:tc>
@@ -228,39 +228,7 @@
           </w:tcPr>
           <w:p>
             <w:r>
-              <w:t>Social Media</w:t>
-            </w:r>
-          </w:p>
-        </w:tc>
-        <w:tc>
-          <w:tcPr>
-            <w:tcW w:type="dxa" w:w="2880"/>
-          </w:tcPr>
-          <w:p>
-            <w:r>
-              <w:t>122.60 GB</w:t>
-            </w:r>
-          </w:p>
-        </w:tc>
-        <w:tc>
-          <w:tcPr>
-            <w:tcW w:type="dxa" w:w="2880"/>
-          </w:tcPr>
-          <w:p>
-            <w:r>
-              <w:t>4.60 %</w:t>
-            </w:r>
-          </w:p>
-        </w:tc>
-      </w:tr>
-      <w:tr>
-        <w:tc>
-          <w:tcPr>
-            <w:tcW w:type="dxa" w:w="2880"/>
-          </w:tcPr>
-          <w:p>
-            <w:r>
-              <w:t>Storage Backup</w:t>
+              <w:t>Storage.Backup</w:t>
             </w:r>
           </w:p>
         </w:tc>
@@ -285,11 +253,43 @@
           </w:p>
         </w:tc>
       </w:tr>
+      <w:tr>
+        <w:tc>
+          <w:tcPr>
+            <w:tcW w:type="dxa" w:w="2880"/>
+          </w:tcPr>
+          <w:p>
+            <w:r>
+              <w:t>Desconocido / Other (resto)</w:t>
+            </w:r>
+          </w:p>
+        </w:tc>
+        <w:tc>
+          <w:tcPr>
+            <w:tcW w:type="dxa" w:w="2880"/>
+          </w:tcPr>
+          <w:p>
+            <w:r>
+              <w:t>273.42 GB</w:t>
+            </w:r>
+          </w:p>
+        </w:tc>
+        <w:tc>
+          <w:tcPr>
+            <w:tcW w:type="dxa" w:w="2880"/>
+          </w:tcPr>
+          <w:p>
+            <w:r>
+              <w:t>10.24 %</w:t>
+            </w:r>
+          </w:p>
+        </w:tc>
+      </w:tr>
     </w:tbl>
     <w:p/>
     <w:p>
       <w:r>
-        <w:t>Network Service corresponde al tráfico cifrado (QUIC/SSL) que Fortinet no abre. General Interest es sobre todo Google. Collaboration es WhatsApp y Microsoft 365. Update son parches de Windows y Adobe. Storage Backup es OneDrive, iCloud y Google Drive.</w:t>
+        <w:t>Network Service corresponde al tráfico cifrado (QUIC/SSL) que Fortinet no abre. General Interest es sobre todo Google. Collaboration es WhatsApp y Microsoft 365. Update son parches de Windows y Adobe. Storage Backup es OneDrive, iCloud y Google Drive. Desconocido / Other (resto) agrupa Unknown y las categorías menores de este corte (Social Media, Video/Audio, GenAI, Cloud, correo, VoIP y acceso remoto). Dentro de ese resto, la categoría Unknown de Fortinet es 53.43 GB (2.00 %).</w:t>
       </w:r>
     </w:p>
     <w:p>
@@ -347,7 +347,7 @@
     </w:p>
     <w:p>
       <w:r>
-        <w:t>192.168.2.49 sigue primero (48.94 GB). En el puesto 5 la misma IP figura como ADM-GERENCIAP04 (13.37 GB): hay más de un nombre para 192.168.2.49 y conviene no sumarlos como equipos distintos sin inventario. 192.168.55.78 (19.34 GB), 192.168.5.250 (17.17 GB) y ADM-CARTERA07 (15.04 GB) son el resto de la cabeza. PBL-ADMISION02 (12.23 GB) incluye radio de larga duración.</w:t>
+        <w:t>192.168.2.49 es el primero (48.94 GB). En el puesto 5 la misma IP figura como ADM-GERENCIAP04 (13.37 GB): hay más de un nombre para 192.168.2.49 y conviene no sumarlos como equipos distintos sin inventario. 192.168.55.78 (19.34 GB), 192.168.5.250 (17.17 GB) y ADM-CARTERA07 (15.04 GB) son el resto de la cabeza. PBL-ADMISION02 (12.23 GB) incluye radio de larga duración.</w:t>
       </w:r>
     </w:p>
     <w:p>
@@ -397,7 +397,7 @@
     </w:p>
     <w:p>
       <w:r>
-        <w:t>Reputación (score alto, no equivale por sí solo a consumo): 1 172.17.23.2; 2 158.69.177.101; 3 SOPORTE; 4 2001:67c:254:b0b0::abba; 5 172.16.181.14; 6 74.50.97.24. 172.17.23.2 se mantiene primero todas las semanas; en el informe del 3 al 9 de agosto coincidía con la planta Grandstream UCM6204.</w:t>
+        <w:t>Reputación (score alto, no equivale por sí solo a consumo): 1 172.17.23.2; 2 158.69.177.101; 3 SOPORTE; 4 2001:67c:254:b0b0::abba; 5 172.16.181.14; 6 74.50.97.24. El primero de la lista no trae hostname de usuario en este corte.</w:t>
       </w:r>
     </w:p>
     <w:p>
@@ -582,7 +582,7 @@
         <w:t xml:space="preserve">TKT-UTM-2026-09-07-03 [Media] — TikTok 66.90 GB: </w:t>
       </w:r>
       <w:r>
-        <w:t>Mayor consumo de TikTok del periodo. Revisar política de Social Media en horario laboral.</w:t>
+        <w:t>TikTok registra 66.90 GB en este corte. Revisar la política de Social Media en horario laboral.</w:t>
       </w:r>
     </w:p>
     <w:p>
@@ -593,7 +593,7 @@
         <w:t xml:space="preserve">TKT-UTM-2026-09-07-04 [Media] — 192.168.2.49: </w:t>
       </w:r>
       <w:r>
-        <w:t>Unificar inventario: la IP aparece como 192.168.2.49, ADM-GERENCIAP04 y, la semana siguiente, ADM-SUMINISP07.</w:t>
+        <w:t>En este corte la IP 192.168.2.49 aparece también como ADM-GERENCIAP04. Unificar el inventario para no contarla dos veces.</w:t>
       </w:r>
     </w:p>
     <w:p>
@@ -617,7 +617,7 @@
     </w:p>
     <w:p>
       <w:r>
-        <w:t>Frente al informe del 3 al 9 de agosto se mantiene WhatsApp, Windows Update y la poca visibilidad de Fortinet sobre destinos encapsulados. La pornografía masiva de COM-TRIAGE01 no se repite en este corte. Sí persisten las radios de turno (virtualtronics y surfernetwork), los intentos de VPN/proxy y AnyDesk. 192.168.9.254 y 192.168.2.49 siguen entre los mayores consumidores y aún requieren hostname estable.</w:t>
+        <w:t>En los PDF de este corte, TikTok registra 66.90 GB y ardownload3.adobe.com 64.53 GB. PBL-ADMISION02 y LOM-FARMA02 sostienen radios surfernetwork durante gran parte del 12 de septiembre. ADM-SUMINIS02 sube 1.25 GB a upload.youtube.com. La IP 192.168.2.49 aparece también como ADM-GERENCIAP04. CyberGhost.VPN y Proton.VPN figuran en Application Control, con volumen bajo. Unknown suma 53.43 GB.</w:t>
       </w:r>
     </w:p>
     <w:sectPr>
